--- a/ms-2026-08-27.docx
+++ b/ms-2026-08-27.docx
@@ -2244,40 +2244,46 @@
       <w:pPr>
         <w:pStyle w:val="normalfirst"/>
         <w:rPr>
+          <w:highlight w:val="none"/>
+          <w:shd w:fill="FFFF00" w:val="clear"/>
+        </w:rPr>
+      </w:pPr>
+      <w:r>
+        <w:rPr>
           <w:rFonts w:eastAsia="Times New Roman"/>
+          <w:shd w:fill="FFFF00" w:val="clear"/>
+        </w:rPr>
+        <w:t>&lt;present insdel_1_a in combination and isolation&gt;</w:t>
+      </w:r>
+    </w:p>
+    <w:p>
+      <w:pPr>
+        <w:pStyle w:val="normalfirst"/>
+        <w:rPr>
+          <w:highlight w:val="none"/>
+          <w:shd w:fill="FFFF00" w:val="clear"/>
         </w:rPr>
       </w:pPr>
       <w:r>
         <w:rPr>
           <w:rFonts w:eastAsia="Times New Roman"/>
-        </w:rPr>
-        <w:t>&lt;present insdel_1_a in combination and isolation&gt;</w:t>
+          <w:shd w:fill="FFFF00" w:val="clear"/>
+        </w:rPr>
+        <w:t>&lt;1-1 signature to 1damage / repair process does not hold – continuum between ins and del&gt;</w:t>
       </w:r>
     </w:p>
     <w:p>
       <w:pPr>
         <w:pStyle w:val="normalfirst"/>
         <w:rPr>
+          <w:highlight w:val="none"/>
+          <w:shd w:fill="FFFF00" w:val="clear"/>
+        </w:rPr>
+      </w:pPr>
+      <w:r>
+        <w:rPr>
           <w:rFonts w:eastAsia="Times New Roman"/>
-        </w:rPr>
-      </w:pPr>
-      <w:r>
-        <w:rPr>
-          <w:rFonts w:eastAsia="Times New Roman"/>
-        </w:rPr>
-        <w:t>&lt;1-1 signature to 1damage / repair process does not hold – continuum between ins and del&gt;</w:t>
-      </w:r>
-    </w:p>
-    <w:p>
-      <w:pPr>
-        <w:pStyle w:val="normalfirst"/>
-        <w:rPr>
-          <w:rFonts w:eastAsia="Times New Roman"/>
-        </w:rPr>
-      </w:pPr>
-      <w:r>
-        <w:rPr>
-          <w:rFonts w:eastAsia="Times New Roman"/>
+          <w:shd w:fill="FFFF00" w:val="clear"/>
         </w:rPr>
         <w:t>&lt;figures for this&gt;</w:t>
       </w:r>
@@ -2301,7 +2307,17 @@
           <w:i/>
           <w:iCs/>
         </w:rPr>
-        <w:t>Single-thymine indels in poly-T tracts and microsatellite contraction in MSI-H tumors</w:t>
+        <w:t>I</w:t>
+      </w:r>
+      <w:r>
+        <w:rPr>
+          <w:rFonts w:eastAsia="Times New Roman"/>
+          <w:b/>
+          <w:bCs/>
+          <w:i/>
+          <w:iCs/>
+        </w:rPr>
+        <w:t>ndels in poly-T tracts and microsatellite contraction in MSI-H tumors</w:t>
       </w:r>
     </w:p>
     <w:p>
@@ -2315,6 +2331,182 @@
         <w:rPr>
           <w:rFonts w:eastAsia="Times New Roman"/>
         </w:rPr>
+        <w:t xml:space="preserve">In addition to enrichment for InsDel2a, 2b, and 2b, which represent single-thymine deletions from poly-T tracts, MSI-H tumors were notably enriched for signatures InsDel7, D, and J </w:t>
+      </w:r>
+      <w:r>
+        <w:rPr>
+          <w:rFonts w:eastAsia="Times New Roman"/>
+          <w:shd w:fill="00FFFF" w:val="clear"/>
+        </w:rPr>
+        <w:t>(Figure 4a)</w:t>
+      </w:r>
+      <w:r>
+        <w:rPr>
+          <w:rFonts w:eastAsia="Times New Roman"/>
+        </w:rPr>
+        <w:t xml:space="preserve">. </w:t>
+      </w:r>
+      <w:r>
+        <w:rPr>
+          <w:rFonts w:eastAsia="Times New Roman"/>
+        </w:rPr>
+        <w:t xml:space="preserve">InsDel7, like InsDel2a/b/c, </w:t>
+      </w:r>
+      <w:r>
+        <w:rPr>
+          <w:rFonts w:eastAsia="Times New Roman"/>
+        </w:rPr>
+        <w:t>is dominated by</w:t>
+      </w:r>
+      <w:r>
+        <w:rPr>
+          <w:rFonts w:eastAsia="Times New Roman"/>
+        </w:rPr>
+        <w:t xml:space="preserve"> single-thymine deletions from poly-T tracts, but with </w:t>
+      </w:r>
+      <w:r>
+        <w:rPr>
+          <w:rFonts w:eastAsia="Times New Roman"/>
+        </w:rPr>
+        <w:t>a distinct</w:t>
+      </w:r>
+      <w:r>
+        <w:rPr>
+          <w:rFonts w:eastAsia="Times New Roman"/>
+        </w:rPr>
+        <w:t xml:space="preserve"> distribution of sequences flanking the poly-T tract. InsDel_J </w:t>
+      </w:r>
+      <w:r>
+        <w:rPr>
+          <w:rFonts w:eastAsia="Times New Roman"/>
+        </w:rPr>
+        <w:t>consists almost entirely of</w:t>
+      </w:r>
+      <w:r>
+        <w:rPr>
+          <w:rFonts w:eastAsia="Times New Roman"/>
+        </w:rPr>
+        <w:t xml:space="preserve"> deletion</w:t>
+      </w:r>
+      <w:r>
+        <w:rPr>
+          <w:rFonts w:eastAsia="Times New Roman"/>
+        </w:rPr>
+        <w:t>s</w:t>
+      </w:r>
+      <w:r>
+        <w:rPr>
+          <w:rFonts w:eastAsia="Times New Roman"/>
+        </w:rPr>
+        <w:t xml:space="preserve"> of single dinucleotide</w:t>
+      </w:r>
+      <w:r>
+        <w:rPr>
+          <w:rFonts w:eastAsia="Times New Roman"/>
+        </w:rPr>
+        <w:t>s</w:t>
+      </w:r>
+      <w:r>
+        <w:rPr>
+          <w:rFonts w:eastAsia="Times New Roman"/>
+        </w:rPr>
+        <w:t xml:space="preserve"> from a dinucleotide microsatellites, e.g. deletion of CA from (CA)</w:t>
+      </w:r>
+      <w:r>
+        <w:rPr>
+          <w:rFonts w:eastAsia="Times New Roman"/>
+          <w:vertAlign w:val="superscript"/>
+        </w:rPr>
+        <w:t>5</w:t>
+      </w:r>
+      <w:r>
+        <w:rPr>
+          <w:rFonts w:eastAsia="Times New Roman"/>
+        </w:rPr>
+        <w:t xml:space="preserve">, </w:t>
+      </w:r>
+      <w:r>
+        <w:rPr>
+          <w:rFonts w:eastAsia="Times New Roman"/>
+        </w:rPr>
+        <w:t xml:space="preserve">or </w:t>
+      </w:r>
+      <w:r>
+        <w:rPr>
+          <w:rFonts w:eastAsia="Times New Roman"/>
+        </w:rPr>
+        <w:t>deletion of GT from (GT)</w:t>
+      </w:r>
+      <w:r>
+        <w:rPr>
+          <w:rFonts w:eastAsia="Times New Roman"/>
+          <w:vertAlign w:val="superscript"/>
+        </w:rPr>
+        <w:t>8</w:t>
+      </w:r>
+      <w:r>
+        <w:rPr>
+          <w:rFonts w:eastAsia="Times New Roman"/>
+        </w:rPr>
+        <w:t xml:space="preserve"> </w:t>
+      </w:r>
+      <w:r>
+        <w:rPr>
+          <w:rFonts w:eastAsia="Times New Roman"/>
+        </w:rPr>
+        <w:t>[</w:t>
+      </w:r>
+      <w:r>
+        <w:rPr>
+          <w:rFonts w:eastAsia="Times New Roman"/>
+        </w:rPr>
+        <w:t xml:space="preserve">see also entries for Del2:U2:R(5,) in </w:t>
+      </w:r>
+      <w:r>
+        <w:rPr>
+          <w:rFonts w:eastAsia="Times New Roman"/>
+          <w:shd w:fill="00FFFF" w:val="clear"/>
+        </w:rPr>
+        <w:t>Table S1</w:t>
+      </w:r>
+      <w:r>
+        <w:rPr>
+          <w:rFonts w:eastAsia="Times New Roman"/>
+          <w:shd w:fill="00FFFF" w:val="clear"/>
+        </w:rPr>
+        <w:t>]</w:t>
+      </w:r>
+      <w:r>
+        <w:rPr>
+          <w:rFonts w:eastAsia="Times New Roman"/>
+        </w:rPr>
+        <w:t>.</w:t>
+      </w:r>
+      <w:r>
+        <w:rPr>
+          <w:rFonts w:eastAsia="Times New Roman"/>
+        </w:rPr>
+        <w:t xml:space="preserve"> </w:t>
+      </w:r>
+      <w:r>
+        <w:rPr>
+          <w:rFonts w:eastAsia="Times New Roman"/>
+          <w:shd w:fill="FFFF00" w:val="clear"/>
+        </w:rPr>
+        <w:t xml:space="preserve">&lt;add 1a note </w:t>
+      </w:r>
+      <w:r>
+        <w:rPr>
+          <w:rFonts w:eastAsia="Times New Roman"/>
+          <w:shd w:fill="00FFFF" w:val="clear"/>
+        </w:rPr>
+        <w:t>(Sup Table InsDel_)</w:t>
+      </w:r>
+      <w:r>
+        <w:rPr>
+          <w:rFonts w:eastAsia="Times New Roman"/>
+        </w:rPr>
+        <w:t>&gt;.</w:t>
       </w:r>
     </w:p>
     <w:p>
@@ -2594,13 +2786,19 @@
       </w:r>
       <w:r>
         <w:rPr>
-          <w:shd w:fill="FFFF00" w:val="clear"/>
+          <w:shd w:fill="auto" w:val="clear"/>
         </w:rPr>
         <w:t xml:space="preserve">GI enriched </w:t>
       </w:r>
       <w:r>
-        <w:rPr/>
-        <w:t xml:space="preserve">cluster. In contrast, InsDel1b was linked to </w:t>
+        <w:rPr>
+          <w:shd w:fill="auto" w:val="clear"/>
+        </w:rPr>
+        <w:t>cl</w:t>
+      </w:r>
+      <w:r>
+        <w:rPr/>
+        <w:t xml:space="preserve">uster. In contrast, InsDel1b was linked to </w:t>
       </w:r>
       <w:r>
         <w:rPr>

--- a/ms-2026-08-27.docx
+++ b/ms-2026-08-27.docx
@@ -2156,49 +2156,7 @@
         <w:rPr>
           <w:rFonts w:eastAsia="Times New Roman"/>
         </w:rPr>
-        <w:t xml:space="preserve">De-novo signature discovery using both </w:t>
-      </w:r>
-      <w:r>
-        <w:rPr>
-          <w:rFonts w:eastAsia="Times New Roman"/>
-        </w:rPr>
-        <w:t xml:space="preserve">HDP- and NMF </w:t>
-      </w:r>
-      <w:r>
-        <w:rPr>
-          <w:rFonts w:eastAsia="Times New Roman"/>
-        </w:rPr>
-        <w:t xml:space="preserve">in all 3 indel signature classifications </w:t>
-      </w:r>
-      <w:r>
-        <w:rPr>
-          <w:rFonts w:eastAsia="Times New Roman"/>
-        </w:rPr>
-        <w:t xml:space="preserve">identified signatures </w:t>
-      </w:r>
-      <w:r>
-        <w:rPr>
-          <w:rFonts w:eastAsia="Times New Roman"/>
-        </w:rPr>
-        <w:t>with</w:t>
-      </w:r>
-      <w:r>
-        <w:rPr>
-          <w:rFonts w:eastAsia="Times New Roman"/>
-        </w:rPr>
-        <w:t xml:space="preserve"> similar proportions of deletions and insertions of single thymines in poly-T tracts and that occur almost exclusively in MSS tumors. </w:t>
-      </w:r>
-      <w:r>
-        <w:rPr>
-          <w:rFonts w:eastAsia="Times New Roman"/>
-        </w:rPr>
-        <w:t xml:space="preserve">We termed these ID_N (the 83-type signature) plus InsDel_Nα and InsDel_Nβ (the 89- and 476-type signatures). </w:t>
-      </w:r>
-      <w:r>
-        <w:rPr>
-          <w:rFonts w:eastAsia="Times New Roman"/>
-        </w:rPr>
-        <w:t xml:space="preserve">Previous analysis in the 83-type system allocated insertions and deletions separately to ID1 and ID2 and did not differentiate between signature occurrence in MSS versus MSI-H </w:t>
+        <w:t xml:space="preserve">De-novo signature discovery using both HDP- and NMF in all 3 indel signature classifications identified signatures with similar proportions of deletions and insertions of single thymines in poly-T tracts and that occur almost exclusively in MSS tumors. We termed these ID_N (the 83-type signature) plus InsDel_Nα and InsDel_Nβ (the 89- and 476-type signatures). Previous analysis in the 83-type system allocated insertions and deletions separately to ID1 and ID2 and did not differentiate between signature occurrence in MSS versus MSI-H </w:t>
       </w:r>
       <w:bookmarkStart w:id="19" w:name="ZOTERO_BREF_YU0vhT0bGj2b"/>
       <w:r>
@@ -2270,22 +2228,6 @@
           <w:shd w:fill="FFFF00" w:val="clear"/>
         </w:rPr>
         <w:t>&lt;1-1 signature to 1damage / repair process does not hold – continuum between ins and del&gt;</w:t>
-      </w:r>
-    </w:p>
-    <w:p>
-      <w:pPr>
-        <w:pStyle w:val="normalfirst"/>
-        <w:rPr>
-          <w:highlight w:val="none"/>
-          <w:shd w:fill="FFFF00" w:val="clear"/>
-        </w:rPr>
-      </w:pPr>
-      <w:r>
-        <w:rPr>
-          <w:rFonts w:eastAsia="Times New Roman"/>
-          <w:shd w:fill="FFFF00" w:val="clear"/>
-        </w:rPr>
-        <w:t>&lt;figures for this&gt;</w:t>
       </w:r>
     </w:p>
     <w:p>
@@ -2307,17 +2249,7 @@
           <w:i/>
           <w:iCs/>
         </w:rPr>
-        <w:t>I</w:t>
-      </w:r>
-      <w:r>
-        <w:rPr>
-          <w:rFonts w:eastAsia="Times New Roman"/>
-          <w:b/>
-          <w:bCs/>
-          <w:i/>
-          <w:iCs/>
-        </w:rPr>
-        <w:t>ndels in poly-T tracts and microsatellite contraction in MSI-H tumors</w:t>
+        <w:t>Indels in poly-T tracts and microsatellite contraction in MSI-H tumors</w:t>
       </w:r>
     </w:p>
     <w:p>
@@ -2344,73 +2276,7 @@
         <w:rPr>
           <w:rFonts w:eastAsia="Times New Roman"/>
         </w:rPr>
-        <w:t xml:space="preserve">. </w:t>
-      </w:r>
-      <w:r>
-        <w:rPr>
-          <w:rFonts w:eastAsia="Times New Roman"/>
-        </w:rPr>
-        <w:t xml:space="preserve">InsDel7, like InsDel2a/b/c, </w:t>
-      </w:r>
-      <w:r>
-        <w:rPr>
-          <w:rFonts w:eastAsia="Times New Roman"/>
-        </w:rPr>
-        <w:t>is dominated by</w:t>
-      </w:r>
-      <w:r>
-        <w:rPr>
-          <w:rFonts w:eastAsia="Times New Roman"/>
-        </w:rPr>
-        <w:t xml:space="preserve"> single-thymine deletions from poly-T tracts, but with </w:t>
-      </w:r>
-      <w:r>
-        <w:rPr>
-          <w:rFonts w:eastAsia="Times New Roman"/>
-        </w:rPr>
-        <w:t>a distinct</w:t>
-      </w:r>
-      <w:r>
-        <w:rPr>
-          <w:rFonts w:eastAsia="Times New Roman"/>
-        </w:rPr>
-        <w:t xml:space="preserve"> distribution of sequences flanking the poly-T tract. InsDel_J </w:t>
-      </w:r>
-      <w:r>
-        <w:rPr>
-          <w:rFonts w:eastAsia="Times New Roman"/>
-        </w:rPr>
-        <w:t>consists almost entirely of</w:t>
-      </w:r>
-      <w:r>
-        <w:rPr>
-          <w:rFonts w:eastAsia="Times New Roman"/>
-        </w:rPr>
-        <w:t xml:space="preserve"> deletion</w:t>
-      </w:r>
-      <w:r>
-        <w:rPr>
-          <w:rFonts w:eastAsia="Times New Roman"/>
-        </w:rPr>
-        <w:t>s</w:t>
-      </w:r>
-      <w:r>
-        <w:rPr>
-          <w:rFonts w:eastAsia="Times New Roman"/>
-        </w:rPr>
-        <w:t xml:space="preserve"> of single dinucleotide</w:t>
-      </w:r>
-      <w:r>
-        <w:rPr>
-          <w:rFonts w:eastAsia="Times New Roman"/>
-        </w:rPr>
-        <w:t>s</w:t>
-      </w:r>
-      <w:r>
-        <w:rPr>
-          <w:rFonts w:eastAsia="Times New Roman"/>
-        </w:rPr>
-        <w:t xml:space="preserve"> from a dinucleotide microsatellites, e.g. deletion of CA from (CA)</w:t>
+        <w:t>. InsDel7, like InsDel2a/b/c, is dominated by single-thymine deletions from poly-T tracts, but with a distinct distribution of sequences flanking the poly-T tract. InsDel_J consists almost entirely of deletions of single dinucleotides from a dinucleotide microsatellites, e.g. deletion of CA from (CA)</w:t>
       </w:r>
       <w:r>
         <w:rPr>
@@ -2423,19 +2289,7 @@
         <w:rPr>
           <w:rFonts w:eastAsia="Times New Roman"/>
         </w:rPr>
-        <w:t xml:space="preserve">, </w:t>
-      </w:r>
-      <w:r>
-        <w:rPr>
-          <w:rFonts w:eastAsia="Times New Roman"/>
-        </w:rPr>
-        <w:t xml:space="preserve">or </w:t>
-      </w:r>
-      <w:r>
-        <w:rPr>
-          <w:rFonts w:eastAsia="Times New Roman"/>
-        </w:rPr>
-        <w:t>deletion of GT from (GT)</w:t>
+        <w:t>, or deletion of GT from (GT)</w:t>
       </w:r>
       <w:r>
         <w:rPr>
@@ -2448,65 +2302,59 @@
         <w:rPr>
           <w:rFonts w:eastAsia="Times New Roman"/>
         </w:rPr>
-        <w:t xml:space="preserve"> </w:t>
+        <w:t xml:space="preserve"> [see also entries for </w:t>
       </w:r>
       <w:r>
         <w:rPr>
           <w:rFonts w:eastAsia="Times New Roman"/>
         </w:rPr>
-        <w:t>[</w:t>
+        <w:t xml:space="preserve">the 476-indel-type category </w:t>
       </w:r>
       <w:r>
         <w:rPr>
           <w:rFonts w:eastAsia="Times New Roman"/>
         </w:rPr>
-        <w:t xml:space="preserve">see also entries for Del2:U2:R(5,) in </w:t>
+        <w:t xml:space="preserve">Del2:U2:R(5,) in </w:t>
       </w:r>
       <w:r>
         <w:rPr>
           <w:rFonts w:eastAsia="Times New Roman"/>
           <w:shd w:fill="00FFFF" w:val="clear"/>
         </w:rPr>
-        <w:t>Table S1</w:t>
+        <w:t>Table S1]</w:t>
+      </w:r>
+      <w:r>
+        <w:rPr>
+          <w:rFonts w:eastAsia="Times New Roman"/>
+        </w:rPr>
+        <w:t xml:space="preserve">. </w:t>
+      </w:r>
+      <w:r>
+        <w:rPr>
+          <w:rFonts w:eastAsia="Times New Roman"/>
+        </w:rPr>
+        <w:t xml:space="preserve">Another signature, InsDel1a, which is dominated by single-thymine deletions into poly-T tracts occurred in 20% of MSI-H tumors. This is a reasonably high frequency, though substantially less than the 38% of MSS tumors </w:t>
       </w:r>
       <w:r>
         <w:rPr>
           <w:rFonts w:eastAsia="Times New Roman"/>
           <w:shd w:fill="00FFFF" w:val="clear"/>
         </w:rPr>
-        <w:t>]</w:t>
-      </w:r>
-      <w:r>
-        <w:rPr>
-          <w:rFonts w:eastAsia="Times New Roman"/>
-        </w:rPr>
-        <w:t>.</w:t>
-      </w:r>
-      <w:r>
-        <w:rPr>
-          <w:rFonts w:eastAsia="Times New Roman"/>
-        </w:rPr>
-        <w:t xml:space="preserve"> </w:t>
-      </w:r>
-      <w:r>
-        <w:rPr>
-          <w:rFonts w:eastAsia="Times New Roman"/>
-          <w:shd w:fill="FFFF00" w:val="clear"/>
-        </w:rPr>
-        <w:t xml:space="preserve">&lt;add 1a note </w:t>
+        <w:t>(Sup Table InsDel_</w:t>
       </w:r>
       <w:r>
         <w:rPr>
           <w:rFonts w:eastAsia="Times New Roman"/>
           <w:shd w:fill="00FFFF" w:val="clear"/>
         </w:rPr>
-        <w:t>(Sup Table InsDel_)</w:t>
+        <w:t>N</w:t>
       </w:r>
       <w:r>
         <w:rPr>
           <w:rFonts w:eastAsia="Times New Roman"/>
-        </w:rPr>
-        <w:t>&gt;.</w:t>
+          <w:shd w:fill="00FFFF" w:val="clear"/>
+        </w:rPr>
+        <w:t>).</w:t>
       </w:r>
     </w:p>
     <w:p>
@@ -2676,30 +2524,23 @@
           <w:rFonts w:eastAsia="Times New Roman" w:hint="eastAsia"/>
           <w:shd w:fill="00FFFF" w:val="clear"/>
         </w:rPr>
-        <w:t>11 &lt;</w:t>
+        <w:t>11 &lt;probably need to renumber&gt;</w:t>
+      </w:r>
+      <w:r>
+        <w:rPr/>
+        <w:t xml:space="preserve">). We first computed a matrix of correlations between the numbers of mutations attributed to SBS signatures the numbers attributed to indel signatures for all pairs of SBS indel mutational signatures. Agglomerative hierarchical clustering on the rows and columns of this matrix using 1 – the Pearson correlation coefficient as distance identified several clusters </w:t>
+      </w:r>
+      <w:r>
+        <w:rPr>
+          <w:shd w:fill="00FFFF" w:val="clear"/>
+        </w:rPr>
+        <w:t xml:space="preserve">(Figure </w:t>
       </w:r>
       <w:r>
         <w:rPr>
           <w:rFonts w:eastAsia="Times New Roman" w:hint="eastAsia"/>
           <w:shd w:fill="00FFFF" w:val="clear"/>
         </w:rPr>
-        <w:t>probably need to renumber&gt;</w:t>
-      </w:r>
-      <w:r>
-        <w:rPr/>
-        <w:t xml:space="preserve">). We first computed a matrix of correlations between the numbers of mutations attributed to SBS signatures the numbers attributed to indel signatures for all pairs of SBS indel mutational signatures. Agglomerative hierarchical clustering on the rows and columns of this matrix using 1 – the Pearson correlation coefficient as distance identified several clusters </w:t>
-      </w:r>
-      <w:r>
-        <w:rPr>
-          <w:shd w:fill="00FFFF" w:val="clear"/>
-        </w:rPr>
-        <w:t xml:space="preserve">(Figure </w:t>
-      </w:r>
-      <w:r>
-        <w:rPr>
-          <w:rFonts w:eastAsia="Times New Roman" w:hint="eastAsia"/>
-          <w:shd w:fill="00FFFF" w:val="clear"/>
-        </w:rPr>
         <w:t>4B</w:t>
       </w:r>
       <w:r>
@@ -2788,13 +2629,7 @@
         <w:rPr>
           <w:shd w:fill="auto" w:val="clear"/>
         </w:rPr>
-        <w:t xml:space="preserve">GI enriched </w:t>
-      </w:r>
-      <w:r>
-        <w:rPr>
-          <w:shd w:fill="auto" w:val="clear"/>
-        </w:rPr>
-        <w:t>cl</w:t>
+        <w:t>GI enriched cl</w:t>
       </w:r>
       <w:r>
         <w:rPr/>
@@ -21035,27 +20870,7 @@
   <w:comment w:id="0" w:author="Mo Liu" w:date="2026-08-21T14:53:00Z" w:initials="ML">
     <w:p>
       <w:pPr>
-        <w:overflowPunct w:val="false"/>
-        <w:spacing w:lineRule="auto" w:line="240"/>
-        <w:rPr/>
-      </w:pPr>
-      <w:r>
-        <w:annotationRef/>
-      </w:r>
-      <w:r>
-        <w:rPr>
-          <w:rFonts w:cs="Noto Sans Arabic UI" w:eastAsia="宋体" w:ascii="Calibri" w:hAnsi="Calibri"/>
-          <w:sz w:val="22"/>
-          <w:szCs w:val="22"/>
-        </w:rPr>
-        <w:t xml:space="preserve">The clock-like association was described in the following paragraph. We can either not mention the clock-like in this part, or bring the age-association part earlier. </w:t>
-      </w:r>
-    </w:p>
-  </w:comment>
-  <w:comment w:id="4" w:author="Mo Liu" w:date="2026-05-25T13:45:00Z" w:initials="ML">
-    <w:p>
-      <w:pPr>
-        <w:overflowPunct w:val="false"/>
+        <w:overflowPunct w:val="true"/>
         <w:spacing w:lineRule="auto" w:line="240"/>
         <w:rPr/>
       </w:pPr>
@@ -21068,14 +20883,14 @@
           <w:sz w:val="22"/>
           <w:szCs w:val="22"/>
         </w:rPr>
-        <w:t>This is true. But not sure if this worths mentioning?</w:t>
+        <w:t xml:space="preserve">The clock-like association was described in the following paragraph. We can either not mention the clock-like in this part, or bring the age-association part earlier. </w:t>
       </w:r>
     </w:p>
   </w:comment>
-  <w:comment w:id="3" w:author="Steve Rozen, Ph.D." w:date="2026-05-28T17:52:00Z" w:initials="SR">
-    <w:p>
-      <w:pPr>
-        <w:overflowPunct w:val="false"/>
+  <w:comment w:id="4" w:author="Mo Liu" w:date="2026-05-25T13:45:00Z" w:initials="ML">
+    <w:p>
+      <w:pPr>
+        <w:overflowPunct w:val="true"/>
         <w:spacing w:lineRule="auto" w:line="240"/>
         <w:rPr/>
       </w:pPr>
@@ -21088,11 +20903,11 @@
           <w:sz w:val="22"/>
           <w:szCs w:val="22"/>
         </w:rPr>
-        <w:t>Which ones do we supply that COSMIC does not, and are there any discordances between what we get and COSMIC for signatures that COSMIC does have topographical annotations for?</w:t>
+        <w:t>This is true. But not sure if this worths mentioning?</w:t>
       </w:r>
     </w:p>
   </w:comment>
-  <w:comment w:id="2" w:author="Mo Liu" w:date="2026-05-29T16:03:00Z" w:initials="ML">
+  <w:comment w:id="3" w:author="Steve Rozen, Ph.D." w:date="2026-05-28T17:52:00Z" w:initials="SR">
     <w:p>
       <w:pPr>
         <w:overflowPunct w:val="true"/>
@@ -21108,6 +20923,26 @@
           <w:sz w:val="22"/>
           <w:szCs w:val="22"/>
         </w:rPr>
+        <w:t>Which ones do we supply that COSMIC does not, and are there any discordances between what we get and COSMIC for signatures that COSMIC does have topographical annotations for?</w:t>
+      </w:r>
+    </w:p>
+  </w:comment>
+  <w:comment w:id="2" w:author="Mo Liu" w:date="2026-05-29T16:03:00Z" w:initials="ML">
+    <w:p>
+      <w:pPr>
+        <w:overflowPunct w:val="false"/>
+        <w:spacing w:lineRule="auto" w:line="240"/>
+        <w:rPr/>
+      </w:pPr>
+      <w:r>
+        <w:annotationRef/>
+      </w:r>
+      <w:r>
+        <w:rPr>
+          <w:rFonts w:eastAsia="宋体" w:cs="Noto Sans Arabic UI" w:ascii="Calibri" w:hAnsi="Calibri"/>
+          <w:sz w:val="22"/>
+          <w:szCs w:val="22"/>
+        </w:rPr>
         <w:t>I update via email.</w:t>
       </w:r>
     </w:p>
@@ -21115,7 +20950,7 @@
   <w:comment w:id="1" w:author="Unknown Author" w:date="2026-07-02T20:23:00Z" w:initials="">
     <w:p>
       <w:pPr>
-        <w:overflowPunct w:val="true"/>
+        <w:overflowPunct w:val="false"/>
         <w:spacing w:lineRule="auto" w:line="240"/>
         <w:rPr/>
       </w:pPr>
@@ -21134,8 +20969,8 @@
     </w:p>
     <w:p>
       <w:pPr>
-        <w:overflowPunct w:val="true"/>
-        <w:spacing w:lineRule="auto" w:line="240" w:before="2859" w:after="0"/>
+        <w:overflowPunct w:val="false"/>
+        <w:spacing w:lineRule="auto" w:line="240" w:before="5043" w:after="0"/>
         <w:rPr/>
       </w:pPr>
       <w:r>
@@ -21149,8 +20984,8 @@
     </w:p>
     <w:p>
       <w:pPr>
-        <w:overflowPunct w:val="true"/>
-        <w:spacing w:lineRule="auto" w:line="240" w:before="2859" w:after="0"/>
+        <w:overflowPunct w:val="false"/>
+        <w:spacing w:lineRule="auto" w:line="240" w:before="5043" w:after="0"/>
         <w:rPr/>
       </w:pPr>
       <w:r>
@@ -21163,8 +20998,8 @@
     </w:p>
     <w:p>
       <w:pPr>
-        <w:overflowPunct w:val="true"/>
-        <w:spacing w:lineRule="auto" w:line="240" w:before="2859" w:after="0"/>
+        <w:overflowPunct w:val="false"/>
+        <w:spacing w:lineRule="auto" w:line="240" w:before="5043" w:after="0"/>
         <w:rPr/>
       </w:pPr>
       <w:r>
@@ -21178,8 +21013,8 @@
     </w:p>
     <w:p>
       <w:pPr>
-        <w:overflowPunct w:val="true"/>
-        <w:spacing w:lineRule="auto" w:line="240" w:before="2859" w:after="0"/>
+        <w:overflowPunct w:val="false"/>
+        <w:spacing w:lineRule="auto" w:line="240" w:before="5043" w:after="0"/>
         <w:rPr/>
       </w:pPr>
       <w:r>
@@ -21192,8 +21027,8 @@
     </w:p>
     <w:p>
       <w:pPr>
-        <w:overflowPunct w:val="true"/>
-        <w:spacing w:lineRule="auto" w:line="240" w:before="2859" w:after="0"/>
+        <w:overflowPunct w:val="false"/>
+        <w:spacing w:lineRule="auto" w:line="240" w:before="5043" w:after="0"/>
         <w:rPr/>
       </w:pPr>
       <w:r>
@@ -21207,8 +21042,8 @@
     </w:p>
     <w:p>
       <w:pPr>
-        <w:overflowPunct w:val="true"/>
-        <w:spacing w:lineRule="auto" w:line="240" w:before="2859" w:after="0"/>
+        <w:overflowPunct w:val="false"/>
+        <w:spacing w:lineRule="auto" w:line="240" w:before="5043" w:after="0"/>
         <w:rPr/>
       </w:pPr>
       <w:r>
@@ -21221,8 +21056,8 @@
     </w:p>
     <w:p>
       <w:pPr>
-        <w:overflowPunct w:val="true"/>
-        <w:spacing w:lineRule="auto" w:line="240" w:before="2859" w:after="0"/>
+        <w:overflowPunct w:val="false"/>
+        <w:spacing w:lineRule="auto" w:line="240" w:before="5043" w:after="0"/>
         <w:rPr/>
       </w:pPr>
       <w:r>
@@ -21236,8 +21071,8 @@
     </w:p>
     <w:p>
       <w:pPr>
-        <w:overflowPunct w:val="true"/>
-        <w:spacing w:lineRule="auto" w:line="240" w:before="2859" w:after="0"/>
+        <w:overflowPunct w:val="false"/>
+        <w:spacing w:lineRule="auto" w:line="240" w:before="5043" w:after="0"/>
         <w:rPr/>
       </w:pPr>
       <w:r>
@@ -21250,8 +21085,8 @@
     </w:p>
     <w:p>
       <w:pPr>
-        <w:overflowPunct w:val="true"/>
-        <w:spacing w:lineRule="auto" w:line="240" w:before="2859" w:after="0"/>
+        <w:overflowPunct w:val="false"/>
+        <w:spacing w:lineRule="auto" w:line="240" w:before="5043" w:after="0"/>
         <w:rPr/>
       </w:pPr>
       <w:r>
@@ -21265,8 +21100,8 @@
     </w:p>
     <w:p>
       <w:pPr>
-        <w:overflowPunct w:val="true"/>
-        <w:spacing w:lineRule="auto" w:line="240" w:before="2859" w:after="0"/>
+        <w:overflowPunct w:val="false"/>
+        <w:spacing w:lineRule="auto" w:line="240" w:before="5043" w:after="0"/>
         <w:rPr/>
       </w:pPr>
       <w:r>
@@ -21280,8 +21115,8 @@
     </w:p>
     <w:p>
       <w:pPr>
-        <w:overflowPunct w:val="true"/>
-        <w:spacing w:lineRule="auto" w:line="240" w:before="2859" w:after="0"/>
+        <w:overflowPunct w:val="false"/>
+        <w:spacing w:lineRule="auto" w:line="240" w:before="5043" w:after="0"/>
         <w:rPr/>
       </w:pPr>
       <w:r>
@@ -21295,8 +21130,8 @@
     </w:p>
     <w:p>
       <w:pPr>
-        <w:overflowPunct w:val="true"/>
-        <w:spacing w:lineRule="auto" w:line="240" w:before="2859" w:after="0"/>
+        <w:overflowPunct w:val="false"/>
+        <w:spacing w:lineRule="auto" w:line="240" w:before="5043" w:after="0"/>
         <w:rPr/>
       </w:pPr>
       <w:r>
@@ -21309,8 +21144,8 @@
     </w:p>
     <w:p>
       <w:pPr>
-        <w:overflowPunct w:val="true"/>
-        <w:spacing w:lineRule="auto" w:line="240" w:before="2859" w:after="0"/>
+        <w:overflowPunct w:val="false"/>
+        <w:spacing w:lineRule="auto" w:line="240" w:before="5043" w:after="0"/>
         <w:rPr/>
       </w:pPr>
       <w:r>
@@ -21323,8 +21158,8 @@
     </w:p>
     <w:p>
       <w:pPr>
-        <w:overflowPunct w:val="true"/>
-        <w:spacing w:lineRule="auto" w:line="240" w:before="2859" w:after="0"/>
+        <w:overflowPunct w:val="false"/>
+        <w:spacing w:lineRule="auto" w:line="240" w:before="5043" w:after="0"/>
         <w:rPr/>
       </w:pPr>
       <w:r>
@@ -21337,8 +21172,8 @@
     </w:p>
     <w:p>
       <w:pPr>
-        <w:overflowPunct w:val="true"/>
-        <w:spacing w:lineRule="auto" w:line="240" w:before="2859" w:after="0"/>
+        <w:overflowPunct w:val="false"/>
+        <w:spacing w:lineRule="auto" w:line="240" w:before="5043" w:after="0"/>
         <w:rPr/>
       </w:pPr>
       <w:r>
@@ -21351,8 +21186,8 @@
     </w:p>
     <w:p>
       <w:pPr>
-        <w:overflowPunct w:val="true"/>
-        <w:spacing w:lineRule="auto" w:line="240" w:before="2859" w:after="0"/>
+        <w:overflowPunct w:val="false"/>
+        <w:spacing w:lineRule="auto" w:line="240" w:before="5043" w:after="0"/>
         <w:rPr/>
       </w:pPr>
       <w:r>
@@ -21365,8 +21200,8 @@
     </w:p>
     <w:p>
       <w:pPr>
-        <w:overflowPunct w:val="true"/>
-        <w:spacing w:lineRule="auto" w:line="240" w:before="2859" w:after="0"/>
+        <w:overflowPunct w:val="false"/>
+        <w:spacing w:lineRule="auto" w:line="240" w:before="5043" w:after="0"/>
         <w:rPr/>
       </w:pPr>
       <w:r>
@@ -21379,8 +21214,8 @@
     </w:p>
     <w:p>
       <w:pPr>
-        <w:overflowPunct w:val="true"/>
-        <w:spacing w:lineRule="auto" w:line="240" w:before="2859" w:after="0"/>
+        <w:overflowPunct w:val="false"/>
+        <w:spacing w:lineRule="auto" w:line="240" w:before="5043" w:after="0"/>
         <w:rPr/>
       </w:pPr>
       <w:r>
@@ -21394,8 +21229,8 @@
     </w:p>
     <w:p>
       <w:pPr>
-        <w:overflowPunct w:val="true"/>
-        <w:spacing w:lineRule="auto" w:line="240" w:before="2859" w:after="0"/>
+        <w:overflowPunct w:val="false"/>
+        <w:spacing w:lineRule="auto" w:line="240" w:before="5043" w:after="0"/>
         <w:rPr/>
       </w:pPr>
       <w:r>
@@ -21408,8 +21243,8 @@
     </w:p>
     <w:p>
       <w:pPr>
-        <w:overflowPunct w:val="true"/>
-        <w:spacing w:lineRule="auto" w:line="240" w:before="2859" w:after="0"/>
+        <w:overflowPunct w:val="false"/>
+        <w:spacing w:lineRule="auto" w:line="240" w:before="5043" w:after="0"/>
         <w:rPr/>
       </w:pPr>
       <w:r>
@@ -21422,8 +21257,8 @@
     </w:p>
     <w:p>
       <w:pPr>
-        <w:overflowPunct w:val="true"/>
-        <w:spacing w:lineRule="auto" w:line="240" w:before="2859" w:after="0"/>
+        <w:overflowPunct w:val="false"/>
+        <w:spacing w:lineRule="auto" w:line="240" w:before="5043" w:after="0"/>
         <w:rPr/>
       </w:pPr>
       <w:r>
@@ -21436,8 +21271,8 @@
     </w:p>
     <w:p>
       <w:pPr>
-        <w:overflowPunct w:val="true"/>
-        <w:spacing w:lineRule="auto" w:line="240" w:before="2859" w:after="0"/>
+        <w:overflowPunct w:val="false"/>
+        <w:spacing w:lineRule="auto" w:line="240" w:before="5043" w:after="0"/>
         <w:rPr/>
       </w:pPr>
       <w:r>
@@ -21450,8 +21285,8 @@
     </w:p>
     <w:p>
       <w:pPr>
-        <w:overflowPunct w:val="true"/>
-        <w:spacing w:lineRule="auto" w:line="240" w:before="2859" w:after="0"/>
+        <w:overflowPunct w:val="false"/>
+        <w:spacing w:lineRule="auto" w:line="240" w:before="5043" w:after="0"/>
         <w:rPr/>
       </w:pPr>
       <w:r>
@@ -21464,8 +21299,8 @@
     </w:p>
     <w:p>
       <w:pPr>
-        <w:overflowPunct w:val="true"/>
-        <w:spacing w:lineRule="auto" w:line="240" w:before="2859" w:after="0"/>
+        <w:overflowPunct w:val="false"/>
+        <w:spacing w:lineRule="auto" w:line="240" w:before="5043" w:after="0"/>
         <w:rPr/>
       </w:pPr>
       <w:r>
@@ -21478,8 +21313,8 @@
     </w:p>
     <w:p>
       <w:pPr>
-        <w:overflowPunct w:val="true"/>
-        <w:spacing w:lineRule="auto" w:line="240" w:before="2859" w:after="0"/>
+        <w:overflowPunct w:val="false"/>
+        <w:spacing w:lineRule="auto" w:line="240" w:before="5043" w:after="0"/>
         <w:rPr/>
       </w:pPr>
       <w:r>
@@ -21492,8 +21327,8 @@
     </w:p>
     <w:p>
       <w:pPr>
-        <w:overflowPunct w:val="true"/>
-        <w:spacing w:lineRule="auto" w:line="240" w:before="2859" w:after="0"/>
+        <w:overflowPunct w:val="false"/>
+        <w:spacing w:lineRule="auto" w:line="240" w:before="5043" w:after="0"/>
         <w:rPr/>
       </w:pPr>
       <w:r>
@@ -21506,8 +21341,8 @@
     </w:p>
     <w:p>
       <w:pPr>
-        <w:overflowPunct w:val="true"/>
-        <w:spacing w:lineRule="auto" w:line="240" w:before="2859" w:after="0"/>
+        <w:overflowPunct w:val="false"/>
+        <w:spacing w:lineRule="auto" w:line="240" w:before="5043" w:after="0"/>
         <w:rPr/>
       </w:pPr>
       <w:r>
@@ -21520,8 +21355,8 @@
     </w:p>
     <w:p>
       <w:pPr>
-        <w:overflowPunct w:val="true"/>
-        <w:spacing w:lineRule="auto" w:line="240" w:before="2859" w:after="0"/>
+        <w:overflowPunct w:val="false"/>
+        <w:spacing w:lineRule="auto" w:line="240" w:before="5043" w:after="0"/>
         <w:rPr/>
       </w:pPr>
       <w:r>
@@ -21534,8 +21369,8 @@
     </w:p>
     <w:p>
       <w:pPr>
-        <w:overflowPunct w:val="true"/>
-        <w:spacing w:lineRule="auto" w:line="240" w:before="2859" w:after="0"/>
+        <w:overflowPunct w:val="false"/>
+        <w:spacing w:lineRule="auto" w:line="240" w:before="5043" w:after="0"/>
         <w:rPr/>
       </w:pPr>
       <w:r>
@@ -21548,8 +21383,8 @@
     </w:p>
     <w:p>
       <w:pPr>
-        <w:overflowPunct w:val="true"/>
-        <w:spacing w:lineRule="auto" w:line="240" w:before="2859" w:after="0"/>
+        <w:overflowPunct w:val="false"/>
+        <w:spacing w:lineRule="auto" w:line="240" w:before="5043" w:after="0"/>
         <w:rPr/>
       </w:pPr>
       <w:r>
@@ -21562,8 +21397,8 @@
     </w:p>
     <w:p>
       <w:pPr>
-        <w:overflowPunct w:val="true"/>
-        <w:spacing w:lineRule="auto" w:line="240" w:before="2859" w:after="0"/>
+        <w:overflowPunct w:val="false"/>
+        <w:spacing w:lineRule="auto" w:line="240" w:before="5043" w:after="0"/>
         <w:rPr/>
       </w:pPr>
       <w:r>
@@ -21576,8 +21411,8 @@
     </w:p>
     <w:p>
       <w:pPr>
-        <w:overflowPunct w:val="true"/>
-        <w:spacing w:lineRule="auto" w:line="240" w:before="2859" w:after="0"/>
+        <w:overflowPunct w:val="false"/>
+        <w:spacing w:lineRule="auto" w:line="240" w:before="5043" w:after="0"/>
         <w:rPr/>
       </w:pPr>
       <w:r>
@@ -21590,8 +21425,8 @@
     </w:p>
     <w:p>
       <w:pPr>
-        <w:overflowPunct w:val="true"/>
-        <w:spacing w:lineRule="auto" w:line="240" w:before="2859" w:after="0"/>
+        <w:overflowPunct w:val="false"/>
+        <w:spacing w:lineRule="auto" w:line="240" w:before="5043" w:after="0"/>
         <w:rPr/>
       </w:pPr>
       <w:r>
@@ -21604,8 +21439,8 @@
     </w:p>
     <w:p>
       <w:pPr>
-        <w:overflowPunct w:val="true"/>
-        <w:spacing w:lineRule="auto" w:line="240" w:before="2859" w:after="0"/>
+        <w:overflowPunct w:val="false"/>
+        <w:spacing w:lineRule="auto" w:line="240" w:before="5043" w:after="0"/>
         <w:rPr/>
       </w:pPr>
       <w:r>
@@ -21618,8 +21453,8 @@
     </w:p>
     <w:p>
       <w:pPr>
-        <w:overflowPunct w:val="true"/>
-        <w:spacing w:lineRule="auto" w:line="240" w:before="2859" w:after="0"/>
+        <w:overflowPunct w:val="false"/>
+        <w:spacing w:lineRule="auto" w:line="240" w:before="5043" w:after="0"/>
         <w:rPr/>
       </w:pPr>
       <w:r>
@@ -21632,8 +21467,8 @@
     </w:p>
     <w:p>
       <w:pPr>
-        <w:overflowPunct w:val="true"/>
-        <w:spacing w:lineRule="auto" w:line="240" w:before="2859" w:after="0"/>
+        <w:overflowPunct w:val="false"/>
+        <w:spacing w:lineRule="auto" w:line="240" w:before="5043" w:after="0"/>
         <w:rPr/>
       </w:pPr>
       <w:r>
@@ -21646,8 +21481,8 @@
     </w:p>
     <w:p>
       <w:pPr>
-        <w:overflowPunct w:val="true"/>
-        <w:spacing w:lineRule="auto" w:line="240" w:before="2859" w:after="0"/>
+        <w:overflowPunct w:val="false"/>
+        <w:spacing w:lineRule="auto" w:line="240" w:before="5043" w:after="0"/>
         <w:rPr/>
       </w:pPr>
       <w:r>
@@ -21660,8 +21495,8 @@
     </w:p>
     <w:p>
       <w:pPr>
-        <w:overflowPunct w:val="true"/>
-        <w:spacing w:lineRule="auto" w:line="240" w:before="2859" w:after="0"/>
+        <w:overflowPunct w:val="false"/>
+        <w:spacing w:lineRule="auto" w:line="240" w:before="5043" w:after="0"/>
         <w:rPr/>
       </w:pPr>
       <w:r>
@@ -21674,8 +21509,8 @@
     </w:p>
     <w:p>
       <w:pPr>
-        <w:overflowPunct w:val="true"/>
-        <w:spacing w:lineRule="auto" w:line="240" w:before="2859" w:after="0"/>
+        <w:overflowPunct w:val="false"/>
+        <w:spacing w:lineRule="auto" w:line="240" w:before="5043" w:after="0"/>
         <w:rPr/>
       </w:pPr>
       <w:r>
@@ -21688,8 +21523,8 @@
     </w:p>
     <w:p>
       <w:pPr>
-        <w:overflowPunct w:val="true"/>
-        <w:spacing w:lineRule="auto" w:line="240" w:before="2859" w:after="0"/>
+        <w:overflowPunct w:val="false"/>
+        <w:spacing w:lineRule="auto" w:line="240" w:before="5043" w:after="0"/>
         <w:rPr/>
       </w:pPr>
       <w:r>
@@ -21702,8 +21537,8 @@
     </w:p>
     <w:p>
       <w:pPr>
-        <w:overflowPunct w:val="true"/>
-        <w:spacing w:lineRule="auto" w:line="240" w:before="2859" w:after="0"/>
+        <w:overflowPunct w:val="false"/>
+        <w:spacing w:lineRule="auto" w:line="240" w:before="5043" w:after="0"/>
         <w:rPr/>
       </w:pPr>
       <w:r>
@@ -21716,8 +21551,8 @@
     </w:p>
     <w:p>
       <w:pPr>
-        <w:overflowPunct w:val="true"/>
-        <w:spacing w:lineRule="auto" w:line="240" w:before="2859" w:after="0"/>
+        <w:overflowPunct w:val="false"/>
+        <w:spacing w:lineRule="auto" w:line="240" w:before="5043" w:after="0"/>
         <w:rPr/>
       </w:pPr>
       <w:r>
@@ -21730,8 +21565,8 @@
     </w:p>
     <w:p>
       <w:pPr>
-        <w:overflowPunct w:val="true"/>
-        <w:spacing w:lineRule="auto" w:line="240" w:before="2859" w:after="0"/>
+        <w:overflowPunct w:val="false"/>
+        <w:spacing w:lineRule="auto" w:line="240" w:before="5043" w:after="0"/>
         <w:rPr/>
       </w:pPr>
       <w:r>
@@ -21744,8 +21579,8 @@
     </w:p>
     <w:p>
       <w:pPr>
-        <w:overflowPunct w:val="true"/>
-        <w:spacing w:lineRule="auto" w:line="240" w:before="2859" w:after="0"/>
+        <w:overflowPunct w:val="false"/>
+        <w:spacing w:lineRule="auto" w:line="240" w:before="5043" w:after="0"/>
         <w:rPr/>
       </w:pPr>
       <w:r>
@@ -22869,8 +22704,8 @@
       <w:szCs w:val="24"/>
     </w:rPr>
   </w:style>
-  <w:style w:type="character" w:styleId="Bulletsuser" w:customStyle="1">
-    <w:name w:val="Bullets (user)"/>
+  <w:style w:type="character" w:styleId="Bullets" w:customStyle="1">
+    <w:name w:val="Bullets"/>
     <w:qFormat/>
     <w:rPr>
       <w:rFonts w:ascii="OpenSymbol" w:hAnsi="OpenSymbol" w:eastAsia="OpenSymbol" w:cs="OpenSymbol"/>
@@ -23042,7 +22877,7 @@
       <w:jc w:val="start"/>
     </w:pPr>
     <w:rPr>
-      <w:rFonts w:eastAsia="DejaVu Sans" w:ascii="Calibri" w:hAnsi="Calibri" w:cs="Noto Sans Arabic UI"/>
+      <w:rFonts w:ascii="Calibri" w:hAnsi="Calibri" w:eastAsia="DejaVu Sans" w:cs="Noto Sans Arabic UI"/>
       <w:color w:val="auto"/>
       <w:kern w:val="0"/>
       <w:sz w:val="22"/>
